--- a/example_articles/occupations/Service/5.occupations_Service_Other_publisher.docx
+++ b/example_articles/occupations/Service/5.occupations_Service_Other_publisher.docx
@@ -7,9 +7,7 @@
         <w:pStyle w:val="Heading1"/>
       </w:pPr>
       <w:r>
-        <w:t>MOVIES WITH HEART;</w:t>
-        <w:br/>
-        <w:t>Tender films warm studio coffers</w:t>
+        <w:t>From man-eater to mom Christina Applegate successfully makes the transition from 'Married … With Children' to 'Jesse'</w:t>
       </w:r>
     </w:p>
     <w:p>
@@ -19,17 +17,17 @@
     </w:p>
     <w:p>
       <w:r>
-        <w:t>Date: 1990-12-04</w:t>
+        <w:t>Date: 1998-09-23</w:t>
       </w:r>
     </w:p>
     <w:p>
       <w:r>
-        <w:t>Section: LIFE; Pg. 1D; Cover Story</w:t>
+        <w:t>Section: FoodPlus;</w:t>
       </w:r>
     </w:p>
     <w:p>
       <w:r>
-        <w:t>Source file: Other publishers/Files (500) (30).DOCX</w:t>
+        <w:t>Source file: Other publishers/Files (500) (26).DOCX</w:t>
       </w:r>
     </w:p>
     <w:p>
@@ -51,75 +49,41 @@
     </w:p>
     <w:p>
       <w:r>
-        <w:t>This weekend, the heart-tugging romantic thriller Ghost, made for a modest $ 18.4 million, will become the only 1990 movie to top $ 200 million in ticket sales.</w:t>
+        <w:t>Not that I'm any authority on the subject, but it has to be difficult to look demure while wearing a Tyrolean-style cocktail-waitress outfit with an off-the-shoulder neckline, a thigh-high skirt and strategically placed suspenders designed to do the work of a push-up bra.</w:t>
         <w:br/>
-        <w:t>Its closest rival is Pretty Woman, a fairy tale romantic comedy made for $ 20 million.</w:t>
+        <w:t>But, believe it or not, Christina Applegate, who played the man-eating Kelly Bundy on "Married … With Children," manages the task in her new NBC sitcom "Jesse." She displays a TV veteran's sense of comic timing while shifting into a vastly different and immediately appealing character. In that, she surpasses the amateurish debuts of her "Must-See TV" predecessors Lea Thompson in "Caroline in the City" and Brooke Shields in "Suddenly Susan." She's not the whole show, but she's a large and surprisingly delightful part of it.</w:t>
         <w:br/>
-        <w:t>And now Home Alone, a $ 15 million family comedy starring a virtually unknown 10-year-old, is beating up Rocky V and Predator 2 at the box office.</w:t>
+        <w:t>For years, the 7:30 p.m. Thursday time slot was a cavity NBC plugged with dreck, taking advantage of viewers too tired or too jaded to bother to turn the channel in the half-hour before "Seinfeld." (Do "Union Square" or "The Single Guy" ring a bell? That's my official, patented TV Critic's Dreck Detector going off.) But when "Jesse" premieres this week on WMAQ Channel 5, it becomes the best show to fill that slot since "Friends" debuted there four seasons ago.</w:t>
         <w:br/>
-        <w:t>These three surprise smashes are all feel-good films, driven more by story than star-power. In addition, each cost less than the industry average ($ 23.5 million) in a year when bloated movie budgets have been riding a runaway train.</w:t>
+        <w:t>There are good reasons for that. With "Seinfeld" gone, NBC can't afford to take anything for granted in its "Must-See TV" cash cow. What's more, "Jesse" was created by the same solid team of producers that put "Friends" together. Thursday's pilot was directed by the great James Burrows. It begins with the best sight gag of the fall TV season.</w:t>
         <w:br/>
-        <w:t>Their success is ''opening up a whole new realm of possibilities in terms of what Hollywood will or will not make,'' says David Kirkpatrick, president of Paramount Pictures Motion Picture Group. ''It shows you don't have to rely on heavy machinery and hugely expensive stars … . There used to be the feeling that you needed the big heavy action pictures to really succeed. We're now entering a whole new era of heartfelt pictures.''</w:t>
+        <w:t>Jesse, working as a cocktail waitress in her dad's Buffalo, N.Y., bar, delivers him a drink order.</w:t>
         <w:br/>
-        <w:t>20th Century Fox production president Roger Birnbaum agrees: ''We don't have to make these giant blockbuster films to succeed. The audience is saying, 'Give us a good story, nothing needs to explode. We want to laugh and cry.' ''</w:t>
+        <w:t>"I want a Fuzzy Navel and a Pink Lady," she says.</w:t>
         <w:br/>
-        <w:t>Projects like The Butcher's Wife, currently in production starring Ghost's Demi Moore and Arachnophobia's Jeff Daniels, are beneficiaries of the trend.</w:t>
+        <w:t>"Coming right up," he responds, then brings out two glasses, fills them with ice and wrings the bar towel into them.</w:t>
         <w:br/>
-        <w:t>The script for the uplifting romantic comedy about a young clairvoyant (Moore) who marries a New York butcher and influences the lives of all she meets was bought by Paramount two years ago. But it wasn't until Paramount's Ghost hit that the studio said, '' 'Let's do it now,' '' says co-producer Lauren Lloyd.</w:t>
+        <w:t>That does much to establish what kind of a place and what kind of a man this is. It took Fox's "Costello," a similar sitcom set in a blue-collar bar, 10 minutes and an awful lot of blustery dialogue to do what "Jesse" does with that one lithe joke.</w:t>
         <w:br/>
-        <w:t>''Hollywood is looking at the box-office receipts and saying 'OK, these movies make money,' '' adds her partner, Wallis Nicita.</w:t>
+        <w:t>I don't mean to gush about "Jesse." Thursday's debut certainly has its problems, beginning with how routine it is determined to be. But "Jesse" is at least proficient, and it's something of a surprise to see NBC roll a working vehicle and not a lemon off the assembly line to fill out Thursday nights.</w:t>
         <w:br/>
-        <w:t>That's not to say the pricey action extravaganzas that many studios have banked on over the last couple of years will evaporate. Terminator 2 Judgment Day and Aliens III are already in the works. And big-scale action movies' tremendous appeal in the lucrative foreign market guarantees their existence for some time.</w:t>
+        <w:t>The most stereotypical of the characters turns out to be that of her father. John Warner Sr. is played by George Dzundza, who previously played gruff but likable working-class schmoes in "The Deer Hunter" and "Law &amp; Order." He's a lovable racist of the sort only TV can produce.</w:t>
         <w:br/>
-        <w:t>Still, the latest emphasis at many studios and production companies is on more reasonable budgets and stories with heart.</w:t>
+        <w:t>Of course, who should move in next door but a Chilean stud named Diego (Bruno Campos) who soon has eyes for Jesse. The banter between John Sr. and Diego is right out of the Sitcom Writer's Manual, and "Jesse" will probably fall back on it whenever it needs to fill out a script.</w:t>
         <w:br/>
-        <w:t>''Material that moves you is very 'in' now,'' says David Friendly, senior vice president of motion pictures at Imagine Entertainment, which is making an as-yet-untitled summer tearjerker for Columbia Pictures about an 11-year- old girl who lives in a funeral parlor.</w:t>
+        <w:t>Slightly better are the other side characters: her older brother John Jr. (John Lehr), who has taken a vow of silence, and her wacky, scheming younger brother, played by David DeLuise with more than a hint of his real-life father's mania.</w:t>
         <w:br/>
-        <w:t>Other 1991 summer heartstring-tuggers: Touchstone's The Doctor, starring William Hurt as a surgeon who becomes more empathetic and grows closer to his family after being stricken with cancer.</w:t>
+        <w:t>Jesse also has a son, Little John (Eric Lloyd), and she has sworn off dating in order to devote herself to him. In fact, she has even trained him to throw a wet blanket on any overly friendly bar patrons by running up, hugging the guy and shouting, "Daddy!"</w:t>
         <w:br/>
-        <w:t>20th Century Fox's Dying Young stars Pretty Woman's Julia Roberts as a working-class woman who falls in love with the wealthy leukemia victim she cares for.</w:t>
+        <w:t>So Diego and Jesse are drawn to each other, but Jesse is tentative. That's the charm of Applegate's performance, that she really makes her character seem shy. She recites her list of reasons not to get involved to Diego, then finishes it off, "And stop it with the blue eyes already!"</w:t>
         <w:br/>
-        <w:t>''There will always be a place for big-budget action movies,'' says Friendly, ''but the important thing is that people want to feel again.''</w:t>
+        <w:t>Even this follows a familiar sitcom formula: the tease. Unreleased sexual tension has been a sitcom staple since the glory days of Sam and Diane in "Cheers," and it has been played out to tiresome ends more recently in "Caroline" (to name just one offender). If "Jesse" were to resort to the same cheap device to hold viewers, it would soon prove an aggravation instead of a delight.</w:t>
         <w:br/>
-        <w:t>Bruce Joel Rubin, who wrote Ghost, believes that's a big reason his summer smash hit keeps going strong. ''We've had lots of thinking. In the '90s people want to feel.''</w:t>
+        <w:t>Fortunately, with the help of soul singer Al Green, there is a sign at the end of Thursday's premiere that "Jesse" won't settle for such a pat way of keeping viewers interested.</w:t>
         <w:br/>
-        <w:t>Some moviemakers had sensed that before Ghost became a hit. ''These things happen almost by osmosis,'' notes David Hoberman, president of Walt Disney and Touchstone Pictures. But since getting a movie from script to screen typically takes at least a year, ''Once you've discovered or rediscovered a new genre, it's almost too late to start trying,'' he says.</w:t>
+        <w:t>That's the thing about sitcom pilots. Even when they're done, in the can and on the air, they're not finished pieces of work but just a beginning, a sketch for how the sitcom should proceed. "Jesse" is proficient at worst, and at best it is a disarming and funny show. I think viewers will be enchanted with the new Christina Applegate and be pleasantly surprised with how the show develops.</w:t>
         <w:br/>
-        <w:t>Already on deck at Touchstone is Green Card, an odd-couple romantic comedy due out later this month, starring Andie MacDowell and Gerard Depardieu. Kim Basinger and Alec Baldwin star as another mismatched couple (she's a Vegas singer; he's a classy businessman) in Hollywood Pictures' The Marrying Man, expected in the spring.</w:t>
-        <w:br/>
-        <w:t>Universal Pictures has a Holly Hunter-Richard Dreyfuss romance called Once Around, due in January.</w:t>
-        <w:br/>
-        <w:t>Still, there's no denying that Pretty Woman's success and Ghost's continuing draw - it's still packing them in five months after its release - are fueling the ''let's feel'' trend.</w:t>
-        <w:br/>
-        <w:t>New in development at Carolco Pictures is a feature being loosely adapted from the T.M. Wright novel Manhattan Ghost Story, a romantic thriller about a restrained couple who learned to express their love in the afterlife.</w:t>
-        <w:br/>
-        <w:t>The script for The Cheese Stands Alone, a romantic comedy about a 31-year- old who thinks he can't fall in love, spurred a seven-way bidding war recently won by Paramount's $ 1 million offer.</w:t>
-        <w:br/>
-        <w:t>''I don't think this script would have gotten as high a price before Pretty Woman and Ghost,'' says entertainment lawyer David Colden, who helped orchestrate the bidding session.</w:t>
-        <w:br/>
-        <w:t>Story-driven films without mega budgets have become surprise hits before: 1987's Dirty Dancing and last year's Look Who's Talking and Driving Miss Daisy, to name a few. The odds are against this, though.</w:t>
-        <w:br/>
-        <w:t>For starters, it's much more difficult to gain public and media awareness without a major star, especially in the competitive summer and Christmas seasons.</w:t>
-        <w:br/>
-        <w:t>Touchstone's Hoberman says, ''One of the best things about this year is that Pretty Woman and Ghost show that a good story told well can be better than any one star.'' Still, he admits, ''It's going to be a terrific challenge to market Gerard (Depardieu) and get people to fall in love with him'' in Green Card.</w:t>
-        <w:br/>
-        <w:t>History, too, has shown that bigger budgets typically make for higher- grossing films.</w:t>
-        <w:br/>
-        <w:t>Research by Paul Kagan Associates, an entertainment research firm, indicates that in the past five years, movies with budgets from $ 5 million to $ 15 million have shown a slightly lower return rate than those costing more than $ 25 million.</w:t>
-        <w:br/>
-        <w:t>Still, this year's box-office bottom line has moviemakers scrutinizing big- budget projects more carefully.</w:t>
-        <w:br/>
-        <w:t>The crop of high-profile summer films costing between $ 30 million and $ 70 million generally didn't live up to expectations. In addition, the year's top box office draws - Ghost, Pretty Woman and Teenage Mutant Ninja Turtles - together cost less to make than Days of Thunder, Die Hard 2 or Total Recall alone.</w:t>
-        <w:br/>
-        <w:t>''We won't be relying so heavily on one giant blockbuster next summer,'' says Fox's Birnbaum. Its Die Hard 2 made more than $ 100 million, but reportedly cost $ 70 million to make.</w:t>
-        <w:br/>
-        <w:t>''It was a big shock at Paramount when Ghost surpassed Days of Thunder,'' recalls Lindsay Doran, a former Paramount exec, now president of the independent Mirage Enterprises. ''People everywhere were saying 'Gee, maybe it's not about movie stars and (opening) dates. It's not Eddie (Murphy) at Memorial (Day), Tom Cruise at Christmas time. You begin to see that there are other ways to make movies.'' She's producing a romantic thriller starring Henry V's Kenneth Branagh called Dead Again.</w:t>
-        <w:br/>
-        <w:t>But the movie business, in its quest to satisfy public taste, is forever cyclical.</w:t>
-        <w:br/>
-        <w:t>''If everyone does Ghost fantasy movies and romantic comedies, then that market will be overserved and whoever has the one big-budget action movie might have the hit,'' says Frank S. Kilpatrick, a Manhattan Beach, Calif.- based strategic planning specialist for the entertainment industry.</w:t>
-        <w:br/>
-        <w:t>Paramount's Kirkpatrick concurs: ''Everything that's new again is old again in a few years.''</w:t>
+        <w:t>Then again, I thought "Veronica's Closet" was going to be a good series, too.</w:t>
         <w:br/>
         <w:br/>
         <w:t>Graphic</w:t>
@@ -127,11 +91,7 @@
         <w:br/>
         <w:t xml:space="preserve"> </w:t>
         <w:br/>
-        <w:t>EAR PHOTO; color, Albert Ferreira, DMI; PHOTO; color, Peter Sorel; PHOTO; color, Touchstone Pictures; PHOTO; color, Elliott Marke</w:t>
-        <w:br/>
-        <w:t xml:space="preserve"> </w:t>
-        <w:br/>
-        <w:t>CUTLINE: DEMI MOORE: Spirit really moves 'Ghost,' 1D CUTLINE: HEAVENLY PROFITS: Demi Moore and Patrick Swayze star in the surprise blockbuster 'Ghost.' CUTLINE: RICHLY ROMANTIC: Richard Gere charmed Julia Roberts and lots of 'Pretty Woman' fans. CUTLINE: WHAT'S IN STORE: Jeff Daniels and Demi Moore in a new comedy, 'The Butcher's Wife.'</w:t>
+        <w:t>Christina Applegate of "Jesse": Can she remake herself from Kelly Bundy into a shy, demure and, above all, funny single mom?</w:t>
       </w:r>
     </w:p>
     <w:sectPr>

--- a/example_articles/occupations/Service/5.occupations_Service_Other_publisher.docx
+++ b/example_articles/occupations/Service/5.occupations_Service_Other_publisher.docx
@@ -7,7 +7,7 @@
         <w:pStyle w:val="Heading1"/>
       </w:pPr>
       <w:r>
-        <w:t>From man-eater to mom Christina Applegate successfully makes the transition from 'Married … With Children' to 'Jesse'</w:t>
+        <w:t>TOOMEY SAYS HE WON'T BEND ON KEY ISSUES; STATE'S FRESHMAN SENATOR REPRESENTS SHIFT IN STYLE FROM SPECTER</w:t>
       </w:r>
     </w:p>
     <w:p>
@@ -17,17 +17,17 @@
     </w:p>
     <w:p>
       <w:r>
-        <w:t>Date: 1998-09-23</w:t>
+        <w:t>Date: 2011-01-09</w:t>
       </w:r>
     </w:p>
     <w:p>
       <w:r>
-        <w:t>Section: FoodPlus;</w:t>
+        <w:t>Section: NATIONAL; Pg. A-11</w:t>
       </w:r>
     </w:p>
     <w:p>
       <w:r>
-        <w:t>Source file: Other publishers/Files (500) (26).DOCX</w:t>
+        <w:t>Source file: Other publishers/Files (500) (27).DOCX</w:t>
       </w:r>
     </w:p>
     <w:p>
@@ -49,41 +49,85 @@
     </w:p>
     <w:p>
       <w:r>
-        <w:t>Not that I'm any authority on the subject, but it has to be difficult to look demure while wearing a Tyrolean-style cocktail-waitress outfit with an off-the-shoulder neckline, a thigh-high skirt and strategically placed suspenders designed to do the work of a push-up bra.</w:t>
+        <w:t>WASHINGTON -- If a Pennsylvania company comes to Sen. Pat Toomey looking for an earmark, he's ready with a response.</w:t>
         <w:br/>
-        <w:t>But, believe it or not, Christina Applegate, who played the man-eating Kelly Bundy on "Married … With Children," manages the task in her new NBC sitcom "Jesse." She displays a TV veteran's sense of comic timing while shifting into a vastly different and immediately appealing character. In that, she surpasses the amateurish debuts of her "Must-See TV" predecessors Lea Thompson in "Caroline in the City" and Brooke Shields in "Suddenly Susan." She's not the whole show, but she's a large and surprisingly delightful part of it.</w:t>
+        <w:t>"I'm not here to find more ways to spend money; I'm here to find ways to spend less money," Pennsylvania's newest senator said in an interview Friday, his third day in office.</w:t>
         <w:br/>
-        <w:t>For years, the 7:30 p.m. Thursday time slot was a cavity NBC plugged with dreck, taking advantage of viewers too tired or too jaded to bother to turn the channel in the half-hour before "Seinfeld." (Do "Union Square" or "The Single Guy" ring a bell? That's my official, patented TV Critic's Dreck Detector going off.) But when "Jesse" premieres this week on WMAQ Channel 5, it becomes the best show to fill that slot since "Friends" debuted there four seasons ago.</w:t>
+        <w:t>"So I have no qualms about saying: 'Listen, this isn't the right shop for earmarks, and, by the way, we're not doing them -- across the Republican conference in the Senate, across the House. So let's look at other ways to create an environment for Pennsylvania businesses to grow rather than seeing who can get the most taxpayer money to subsidize their private business.' "</w:t>
         <w:br/>
-        <w:t>There are good reasons for that. With "Seinfeld" gone, NBC can't afford to take anything for granted in its "Must-See TV" cash cow. What's more, "Jesse" was created by the same solid team of producers that put "Friends" together. Thursday's pilot was directed by the great James Burrows. It begins with the best sight gag of the fall TV season.</w:t>
+        <w:t>It's quite a shift in style from the five-term prolific appropriator Arlen Specter.</w:t>
         <w:br/>
-        <w:t>Jesse, working as a cocktail waitress in her dad's Buffalo, N.Y., bar, delivers him a drink order.</w:t>
+        <w:t>Mr. Toomey pledged to work across the aisle and his recent support for a repeal of the Don't Ask Don't Tell policy on gays in the military indicated a centrist lean on social issues. But the former investment banker and free-market crusader says he won't play the deal-making role of Mr. Specter -- Pennsylvania's pre-eminent political survivor for decades -- on issues like earmarks that trample on his economic dogma.</w:t>
         <w:br/>
-        <w:t>"I want a Fuzzy Navel and a Pink Lady," she says.</w:t>
+        <w:t>"If we can make progress in the right direction, then I'll be for it, even though I'd like to go further, so in that sense, I'm eager to negotiate the best deal we can so the Pennsylvania economy gets the best opportunity to grow," Mr. Toomey said.</w:t>
         <w:br/>
-        <w:t>"Coming right up," he responds, then brings out two glasses, fills them with ice and wrings the bar towel into them.</w:t>
+        <w:t>"But on core fundamental principles, I'm not willing to go in the wrong direction."</w:t>
         <w:br/>
-        <w:t>That does much to establish what kind of a place and what kind of a man this is. It took Fox's "Costello," a similar sitcom set in a blue-collar bar, 10 minutes and an awful lot of blustery dialogue to do what "Jesse" does with that one lithe joke.</w:t>
+        <w:t>Born into a working class family in Rhode Island, the Harvard-educated Mr. Toomey, 49, honed his economic acumen and beliefs as a banker on Wall Street and in Hong Kong, then as co-owner of a chain of restaurants in Allentown. He served three terms in the U.S. House before challenging Mr. Specter in a Senate Republican primary in 2004 -- a race he narrowly lost.</w:t>
         <w:br/>
-        <w:t>I don't mean to gush about "Jesse." Thursday's debut certainly has its problems, beginning with how routine it is determined to be. But "Jesse" is at least proficient, and it's something of a surprise to see NBC roll a working vehicle and not a lemon off the assembly line to fill out Thursday nights.</w:t>
+        <w:t>After the political setback, Mr. Toomey served as president of the Club for Growth -- an arch-conservative group dedicated to pushing its fiscal goals on lawmakers, or pushing them out of office.</w:t>
         <w:br/>
-        <w:t>The most stereotypical of the characters turns out to be that of her father. John Warner Sr. is played by George Dzundza, who previously played gruff but likable working-class schmoes in "The Deer Hunter" and "Law &amp; Order." He's a lovable racist of the sort only TV can produce.</w:t>
+        <w:t>The group spent more on Mr. Toomey's 2010 campaign than any other, steering $792,000 in contributions to him and adding more than $2 million of independent expenditures, mostly on television ads attacking Democrat Joe Sestak.</w:t>
         <w:br/>
-        <w:t>Of course, who should move in next door but a Chilean stud named Diego (Bruno Campos) who soon has eyes for Jesse. The banter between John Sr. and Diego is right out of the Sitcom Writer's Manual, and "Jesse" will probably fall back on it whenever it needs to fill out a script.</w:t>
+        <w:t>David Keating, now the executive director of the Club, first met Mr. Toomey when he was in the House and said he was struck by the young legislator's ability to grasp a complicated hurricane insurance proposal quickly -- when it had taken Mr. Keating an hour to explain it to veteran staff and members.</w:t>
         <w:br/>
-        <w:t>Slightly better are the other side characters: her older brother John Jr. (John Lehr), who has taken a vow of silence, and her wacky, scheming younger brother, played by David DeLuise with more than a hint of his real-life father's mania.</w:t>
+        <w:t>Mr. Keating said that kind of economic mind will make Mr. Toomey a leader in the Senate, even as a freshman.</w:t>
         <w:br/>
-        <w:t>Jesse also has a son, Little John (Eric Lloyd), and she has sworn off dating in order to devote herself to him. In fact, she has even trained him to throw a wet blanket on any overly friendly bar patrons by running up, hugging the guy and shouting, "Daddy!"</w:t>
+        <w:t>"It's not so much how he'll fit into the caucus but how he'll move the Senate," Mr. Keating said.</w:t>
         <w:br/>
-        <w:t>So Diego and Jesse are drawn to each other, but Jesse is tentative. That's the charm of Applegate's performance, that she really makes her character seem shy. She recites her list of reasons not to get involved to Diego, then finishes it off, "And stop it with the blue eyes already!"</w:t>
+        <w:t>He said the principal difference between Mr. Toomey and Mr. Specter won't be in making deals, but why they are making them.</w:t>
         <w:br/>
-        <w:t>Even this follows a familiar sitcom formula: the tease. Unreleased sexual tension has been a sitcom staple since the glory days of Sam and Diane in "Cheers," and it has been played out to tiresome ends more recently in "Caroline" (to name just one offender). If "Jesse" were to resort to the same cheap device to hold viewers, it would soon prove an aggravation instead of a delight.</w:t>
+        <w:t>"Pat will keep his eye on improving the economy and expanding freedom," Mr. Keating said. "And Specter, it was to improve Arlen Specter's chances of getting re-elected."</w:t>
         <w:br/>
-        <w:t>Fortunately, with the help of soul singer Al Green, there is a sign at the end of Thursday's premiere that "Jesse" won't settle for such a pat way of keeping viewers interested.</w:t>
+        <w:t>After Mr. Specter was one of just three Republicans to vote for the stimulus -- a vote he said was crucial to save the nation from a second Great Depression -- Mr. Toomey indicated he would again enter the GOP primary, pushing Mr. Specter out of the party and toward his eventual defeat at the hands of Mr. Sestak in the Democratic primary last year.</w:t>
         <w:br/>
-        <w:t>That's the thing about sitcom pilots. Even when they're done, in the can and on the air, they're not finished pieces of work but just a beginning, a sketch for how the sitcom should proceed. "Jesse" is proficient at worst, and at best it is a disarming and funny show. I think viewers will be enchanted with the new Christina Applegate and be pleasantly surprised with how the show develops.</w:t>
+        <w:t>Mr. Toomey gets visibly uncomfortable when asked about Mr. Specter, though in his debut news conference as a senator after his swearing-in Wednesday, he did have pleasant things to say about his predecessor's work ethic and support for the National Institutes of Health.</w:t>
         <w:br/>
-        <w:t>Then again, I thought "Veronica's Closet" was going to be a good series, too.</w:t>
+        <w:t>But asked if he learned any lessons from Mr. Specter, Mr. Toomey demurred.</w:t>
+        <w:br/>
+        <w:t>"Oh I don't know about that, but I do acknowledge that he had a very long and distinguished career here," he said.</w:t>
+        <w:br/>
+        <w:t>In the interview, Mr. Toomey said he wants to imitate budget hawk Phil Gramm, a former senator from Texas, and though he knows a few current senators from serving in the House with them, he doesn't have a close friend yet in the clubby upper chamber.</w:t>
+        <w:br/>
+        <w:t>Though they occupy different sides of the aisle, Mr. Toomey and his delegation mate Sen. Bob Casey, D-Pa., vowed to work closely on issues of home-state interest. Mr. Casey walked side-by-side with Mr. Toomey on the Senate floor at Wednesday's swearing-in, then appeared at his lunch reception afterward -- gestures Mr. Toomey said he appreciated.</w:t>
+        <w:br/>
+        <w:t>Mr. Casey said he plans to meet with Mr. Toomey, and the entire state Congressional delegation, more often and that though they might differ on how to go about it, the duo shares the goal of getting the state's economy humming.</w:t>
+        <w:br/>
+        <w:t>"Employers don't say, 'I need the Democratic way of preserving a job, the Republican way of creating a job,'" Mr. Casey said. "They say, 'I need help.' They don't want to hear about party lines and don't want to hear about what might divide folks in Washington. They expect us to work together."</w:t>
+        <w:br/>
+        <w:t>Ideologically, Mr. Toomey will be interesting to watch in these early months, said political science professor Christopher Borick, of Allentown's Muhlenberg College. On fiscal matters, he's likely to be a strong conservative, but representing moderate Pennsylvania he would do well to avoid hard-right stances on social issues "a la Rick Santorum," Mr. Borick said, referring to the GOP leader who lost big to Mr. Casey in 2006.</w:t>
+        <w:br/>
+        <w:t>The Republican Party has "moved right, and so where Toomey might have been on the clear conservative fringe maybe even a decade ago or less, he's not anymore," Mr. Borick said.</w:t>
+        <w:br/>
+        <w:t>"He probably finds himself somewhere in the middle when you take everything into consideration, and therefore among Republicans he might be an interesting swing vote on some issues."</w:t>
+        <w:br/>
+        <w:t>Mr. Toomey's early moves have followed that tightrope-walking trend: His first official act as a senator-elect was to sign onto an earmark ban authored by Sen. Jim De Mint, R-S.C. -- the driving force behind conservative primary challenges to several sitting Republicans, including Mr. Specter. But then Mr. Toomey joined only a handful of Senate Republicans in support of the Don't Ask Don't Tell repeal and hired the former chief of staff of departing Sen. Judd Gregg, R-N.H., a strong fiscal conservative with a moderate streak, as his top aide.</w:t>
+        <w:br/>
+        <w:t>His first moment to flaunt his fiscal credibility might be in the showdown expected in March over whether to raise the amount of debt the nation is allowed to take on. Many Republicans, including Mr. Toomey, are looking to extract some austerity promises in exchange for voting to raise the ceiling. Democrats, meanwhile, warn of playing chicken with a disastrous default on the national debt.</w:t>
+        <w:br/>
+        <w:t>Mr. Toomey said he would look for mandatory spending limits and other serious budget reforms before he could offer his vote.</w:t>
+        <w:br/>
+        <w:t>"It's not necessarily the end of the world but it is very disruptive -- and so we'd rather not go there," he said of a failure to raise the limit. "However, it's also incredibly irresponsible to just raise the debt ceiling and run up another few hundred billion dollars of debt we can't afford. That's worse."</w:t>
+        <w:br/>
+        <w:t>For now, Mr. Toomey is waiting for such basic things as a committee assignment or an office.</w:t>
+        <w:br/>
+        <w:t>The former should be coming by week's end, Mr. Toomey said. His interests and expertise would be ideally suited to Banking, Budget or Finance, but those are among the most coveted committees by more senior members. He said his experience on the House banking and small business committees should give him a leg up, but acknowledges it's not his choice to make.</w:t>
+        <w:br/>
+        <w:t>"I think it will work out as well as it can," he said.</w:t>
+        <w:br/>
+        <w:t>He works in a windowless basement office suite in the Dirksen Senate Office Building that staffers refer to as "the dungeon." The office assignment procedure -- like many things in the Senate -- is painstaking. Mr. Specter just closed up shop at the end of December, and returning senators get to decide if they want to move to nicer quarters by seniority.</w:t>
+        <w:br/>
+        <w:t>Third-term Sen. Richard Durbin, D-Ill., will move into Mr. Specter's old suite, and the dominoes will gradually fall until they reach the freshmen. It could be April before Team Toomey has a permanent home.</w:t>
+        <w:br/>
+        <w:t>The most difficult part, Mr. Toomey said, will be the time away from his wife and three young children -- including 8-month-old Duncan, who was born during the campaign. The family will remain in Zionsville, Lehigh County, while Mr. Toomey rents the third floor of a townhouse on Capitol Hill when the Senate is in session.</w:t>
+        <w:br/>
+        <w:t>During the campaign, Mr. Toomey commuted by plane -- he owns a small personal jet -- maximizing his ability to appear in far-flung corners of Pennsylvania while also spending time at home. But the hassle and expense of keeping a plane in D.C. mean that Mr. Toomey will imitate Amtrak devotee Mr. Specter in at least one respect -- he plans to commute by train.</w:t>
+        <w:br/>
+        <w:br/>
+        <w:t>Notes</w:t>
+        <w:br/>
+        <w:br/>
+        <w:t>Daniel Malloy: dmalloy@post-gazette.com or 202-445-9980. Follow him on Twitter at PG_in_DC./</w:t>
         <w:br/>
         <w:br/>
         <w:t>Graphic</w:t>
@@ -91,7 +135,7 @@
         <w:br/>
         <w:t xml:space="preserve"> </w:t>
         <w:br/>
-        <w:t>Christina Applegate of "Jesse": Can she remake herself from Kelly Bundy into a shy, demure and, above all, funny single mom?</w:t>
+        <w:t>PHOTO: Manuel Balce Ceneta/Associated Press: Vice President Joe Biden administers a ceremonial Senate oath during a mock swearing-in ceremony to Sen. Pat Toomey, R-Pa., left, accompanied by his wife, Kris, Wednesday in the Old Senate Chamber on Capitol Hill in Washington.</w:t>
       </w:r>
     </w:p>
     <w:sectPr>
